--- a/MOD B/Final 2_ (B).docx
+++ b/MOD B/Final 2_ (B).docx
@@ -4,92 +4,65 @@
   <w:body>
     <w:p>
       <w:pPr>
-        <w:spacing w:before="240" w:after="40" w:line="276" w:lineRule="auto"/>
-        <w:rPr>
-          <w:color w:val="000000"/>
-          <w:sz w:val="22"/>
-          <w:szCs w:val="22"/>
-        </w:rPr>
-      </w:pPr>
-      <w:r>
-        <w:rPr>
-          <w:color w:val="000000"/>
-          <w:sz w:val="22"/>
-          <w:szCs w:val="22"/>
-        </w:rPr>
-        <w:t xml:space="preserve">William Shakespeare’s history </w:t>
-      </w:r>
-      <w:proofErr w:type="gramStart"/>
-      <w:r>
-        <w:rPr>
-          <w:color w:val="000000"/>
-          <w:sz w:val="22"/>
-          <w:szCs w:val="22"/>
-        </w:rPr>
-        <w:t>play</w:t>
-      </w:r>
-      <w:proofErr w:type="gramEnd"/>
-      <w:r>
-        <w:rPr>
-          <w:color w:val="000000"/>
-          <w:sz w:val="22"/>
-          <w:szCs w:val="22"/>
-        </w:rPr>
-        <w:t xml:space="preserve"> Henry IV, Part 1 (1596) is constructed to explore the nature of leadership amidst political uncertainty. Written in the shadow of the Tudor succession crisis, the play functions as a historical allegory </w:t>
-      </w:r>
-      <w:proofErr w:type="spellStart"/>
-      <w:r>
-        <w:rPr>
-          <w:color w:val="000000"/>
-          <w:sz w:val="22"/>
-          <w:szCs w:val="22"/>
-        </w:rPr>
-        <w:t>dramatising</w:t>
-      </w:r>
-      <w:proofErr w:type="spellEnd"/>
-      <w:r>
-        <w:rPr>
-          <w:color w:val="000000"/>
-          <w:sz w:val="22"/>
-          <w:szCs w:val="22"/>
-        </w:rPr>
-        <w:t xml:space="preserve"> 15th-century civil strife to provide a blueprint for a successful ruler for an England anxious about its political future. The work interrogates whether political success derives from traditional Christian values, Renaissance Humanism, or a Machiavellian performance. The form oscillates between the high-stakes world of court and rebellion and the lower comedic world of </w:t>
-      </w:r>
-      <w:proofErr w:type="spellStart"/>
-      <w:r>
-        <w:rPr>
-          <w:color w:val="000000"/>
-          <w:sz w:val="22"/>
-          <w:szCs w:val="22"/>
-        </w:rPr>
-        <w:t>Eastcheap</w:t>
-      </w:r>
-      <w:proofErr w:type="spellEnd"/>
-      <w:r>
-        <w:rPr>
-          <w:color w:val="000000"/>
-          <w:sz w:val="22"/>
-          <w:szCs w:val="22"/>
-        </w:rPr>
-        <w:t>. By amalgamating comedy and politick, Shakespeare deepens his audience’s understanding of leadership and national identity, undermining aging medieval narratives.</w:t>
+        <w:pStyle w:val="Heading1"/>
+        <w:keepNext w:val="0"/>
+        <w:keepLines w:val="0"/>
+        <w:pBdr>
+          <w:bottom w:val="single" w:sz="6" w:space="6" w:color="EEEEEE"/>
+        </w:pBdr>
+        <w:spacing w:before="0" w:after="0"/>
+        <w:jc w:val="center"/>
+        <w:rPr>
+          <w:color w:val="000000"/>
+          <w:sz w:val="22"/>
+          <w:szCs w:val="22"/>
+        </w:rPr>
+      </w:pPr>
+      <w:bookmarkStart w:id="0" w:name="_m56wgrtf5w48"/>
+      <w:bookmarkEnd w:id="0"/>
+      <w:r>
+        <w:rPr>
+          <w:b/>
+          <w:sz w:val="83"/>
+          <w:szCs w:val="83"/>
+        </w:rPr>
+        <w:t>Mod B</w:t>
       </w:r>
     </w:p>
     <w:p>
       <w:pPr>
-        <w:spacing w:before="240" w:line="276" w:lineRule="auto"/>
-        <w:rPr>
-          <w:color w:val="000000"/>
-          <w:sz w:val="22"/>
-          <w:szCs w:val="22"/>
-        </w:rPr>
-      </w:pPr>
-      <w:r>
-        <w:rPr>
-          <w:color w:val="000000"/>
-          <w:sz w:val="22"/>
-          <w:szCs w:val="22"/>
-        </w:rPr>
-        <w:t xml:space="preserve">The play’s interrogation of legitimacy demonstrates that leadership must be earned through competence as much as inherited by birth, advocating for a Humanist redefinition of authority. The play opens in media res with Henry IV’s dramatic monologue “No more shall the thirsty entrance of this soil Daub her lips with her own children's blood” using cannibalistic anthropomorphism to present England as corrupted under Richard II’s divine rule, suggesting that regicide was a necessary cure. By paralleling the Tudor lines' rise to power where Henry Tudor’s rebellion overthrew Richard III, Shakespeare enhances the Tudors rightful claim to the throne as their success comes from a product of military victory just as Henry IV’s does, creating a more stable kingdom. Furthermore, Henry IV critiques his own son “See riot and dishonour stain the brow of my young Harry” using metaphor to compare dishonour to a dirty stain to set an expectation of Hal’s filial duty, where he needs to not just be part of the bloodline, but uphold it through virtue, intelligence, and competence. By depicting the failure of a king who relied only on divine sanction (Richard II) and the turmoil of a king who lacked it (Henry IV), Shakespeare creates a fertile ground to propose a synthesis of the two, a new kind of monarch whose authority is earned through a combination of inherited right and proven merit, where Hal becomes a mirror of Elizabeth I. By examining a past cycle of instability, the play offers a Humanist redefinition of </w:t>
+        <w:spacing w:before="240" w:after="40" w:line="276" w:lineRule="auto"/>
+        <w:rPr>
+          <w:color w:val="000000"/>
+          <w:sz w:val="22"/>
+          <w:szCs w:val="22"/>
+        </w:rPr>
+      </w:pPr>
+      <w:r>
+        <w:rPr>
+          <w:color w:val="000000"/>
+          <w:sz w:val="22"/>
+          <w:szCs w:val="22"/>
+        </w:rPr>
+        <w:t xml:space="preserve">William Shakespeare’s history </w:t>
+      </w:r>
+      <w:proofErr w:type="gramStart"/>
+      <w:r>
+        <w:rPr>
+          <w:color w:val="000000"/>
+          <w:sz w:val="22"/>
+          <w:szCs w:val="22"/>
+        </w:rPr>
+        <w:t>play</w:t>
+      </w:r>
+      <w:proofErr w:type="gramEnd"/>
+      <w:r>
+        <w:rPr>
+          <w:color w:val="000000"/>
+          <w:sz w:val="22"/>
+          <w:szCs w:val="22"/>
+        </w:rPr>
+        <w:t xml:space="preserve"> Henry IV, Part 1 (1596) is constructed to explore the nature of leadership amidst political uncertainty. Written in the shadow of the Tudor succession crisis, the play functions as a historical allegory </w:t>
       </w:r>
       <w:proofErr w:type="spellStart"/>
       <w:r>
@@ -98,7 +71,7 @@
           <w:sz w:val="22"/>
           <w:szCs w:val="22"/>
         </w:rPr>
-        <w:t>heirly</w:t>
+        <w:t>dramatising</w:t>
       </w:r>
       <w:proofErr w:type="spellEnd"/>
       <w:r>
@@ -107,28 +80,82 @@
           <w:sz w:val="22"/>
           <w:szCs w:val="22"/>
         </w:rPr>
-        <w:t xml:space="preserve"> duty where Hal needs to earn his </w:t>
-      </w:r>
-      <w:r>
-        <w:rPr>
-          <w:color w:val="000000"/>
-          <w:sz w:val="22"/>
-          <w:szCs w:val="22"/>
-        </w:rPr>
-        <w:t>father’s</w:t>
-      </w:r>
-      <w:r>
-        <w:rPr>
-          <w:color w:val="000000"/>
-          <w:sz w:val="22"/>
-          <w:szCs w:val="22"/>
-        </w:rPr>
-        <w:t xml:space="preserve"> trust, an ideal that resonates with modern audiences. </w:t>
+        <w:t xml:space="preserve"> 15th-century civil strife to provide a blueprint for a successful ruler for an England anxious about its political future. The work interrogates whether political success derives from traditional Christian values, Renaissance Humanism, or a Machiavellian performance. The form oscillates between the high-stakes world of court and rebellion and the lower comedic world of </w:t>
+      </w:r>
+      <w:proofErr w:type="spellStart"/>
+      <w:r>
+        <w:rPr>
+          <w:color w:val="000000"/>
+          <w:sz w:val="22"/>
+          <w:szCs w:val="22"/>
+        </w:rPr>
+        <w:t>Eastcheap</w:t>
+      </w:r>
+      <w:proofErr w:type="spellEnd"/>
+      <w:r>
+        <w:rPr>
+          <w:color w:val="000000"/>
+          <w:sz w:val="22"/>
+          <w:szCs w:val="22"/>
+        </w:rPr>
+        <w:t>. By amalgamating comedy and politick, Shakespeare deepens his audience’s understanding of leadership and national identity, undermining aging medieval narratives.</w:t>
       </w:r>
     </w:p>
     <w:p>
       <w:pPr>
         <w:spacing w:before="240" w:line="276" w:lineRule="auto"/>
+        <w:rPr>
+          <w:color w:val="000000"/>
+          <w:sz w:val="22"/>
+          <w:szCs w:val="22"/>
+        </w:rPr>
+      </w:pPr>
+      <w:r>
+        <w:rPr>
+          <w:color w:val="000000"/>
+          <w:sz w:val="22"/>
+          <w:szCs w:val="22"/>
+        </w:rPr>
+        <w:t xml:space="preserve">The play’s interrogation of legitimacy demonstrates that leadership must be earned through competence as much as inherited by birth, advocating for a Humanist redefinition of authority. The play opens in media res with Henry IV’s dramatic monologue “No more shall the thirsty entrance of this soil Daub her lips with her own children's blood” using cannibalistic anthropomorphism to present England as corrupted under Richard II’s divine rule, suggesting that regicide was a necessary cure. By paralleling the Tudor lines' rise to power where Henry Tudor’s rebellion overthrew Richard III, Shakespeare enhances the Tudors rightful claim to the throne as their success comes from a product of military victory just as Henry IV’s does, creating a more stable kingdom. Furthermore, Henry IV critiques his own son “See riot and dishonour stain the brow of my young Harry” using metaphor to compare dishonour to a dirty stain to set an expectation of Hal’s filial duty, where he needs to not just be part of the bloodline, but uphold it through virtue, intelligence, and competence. By depicting the failure of a king who relied only on divine sanction (Richard II) and the turmoil of a king who lacked it (Henry IV), Shakespeare creates a fertile ground to propose a synthesis of the two, a new kind of monarch whose authority is earned through a combination of inherited right and proven merit, where Hal becomes a mirror of Elizabeth I. By examining a past cycle of instability, the play offers a Humanist redefinition of </w:t>
+      </w:r>
+      <w:proofErr w:type="spellStart"/>
+      <w:r>
+        <w:rPr>
+          <w:color w:val="000000"/>
+          <w:sz w:val="22"/>
+          <w:szCs w:val="22"/>
+        </w:rPr>
+        <w:t>heirly</w:t>
+      </w:r>
+      <w:proofErr w:type="spellEnd"/>
+      <w:r>
+        <w:rPr>
+          <w:color w:val="000000"/>
+          <w:sz w:val="22"/>
+          <w:szCs w:val="22"/>
+        </w:rPr>
+        <w:t xml:space="preserve"> duty where Hal needs to earn his </w:t>
+      </w:r>
+      <w:r>
+        <w:rPr>
+          <w:color w:val="000000"/>
+          <w:sz w:val="22"/>
+          <w:szCs w:val="22"/>
+        </w:rPr>
+        <w:t>father’s</w:t>
+      </w:r>
+      <w:r>
+        <w:rPr>
+          <w:color w:val="000000"/>
+          <w:sz w:val="22"/>
+          <w:szCs w:val="22"/>
+        </w:rPr>
+        <w:t xml:space="preserve"> trust, an ideal that resonates with modern audiences. </w:t>
+      </w:r>
+    </w:p>
+    <w:p>
+      <w:pPr>
+        <w:spacing w:before="240" w:line="276" w:lineRule="auto"/>
       </w:pPr>
       <w:r>
         <w:rPr>
@@ -144,7 +171,23 @@
           <w:sz w:val="22"/>
           <w:szCs w:val="22"/>
         </w:rPr>
-        <w:t>Unlike earlier theatrical depictions, which frame his reformation as a spontaneous, divinely ordained event, Shakespeare reimagines Hal as a figure shaped by Renaissance ideals of agency and merit, reflecting the rise of an increasingly self-reliant middle class whose advancement depended on ability rather than birthright</w:t>
+        <w:t xml:space="preserve">Unlike earlier theatrical depictions, which frame his reformation as a spontaneous, divinely ordained event, Shakespeare reimagines Hal as a figure shaped by </w:t>
+      </w:r>
+      <w:r>
+        <w:rPr>
+          <w:color w:val="000000"/>
+          <w:sz w:val="22"/>
+          <w:szCs w:val="22"/>
+        </w:rPr>
+        <w:t xml:space="preserve">the </w:t>
+      </w:r>
+      <w:r>
+        <w:rPr>
+          <w:color w:val="000000"/>
+          <w:sz w:val="22"/>
+          <w:szCs w:val="22"/>
+        </w:rPr>
+        <w:t>Renaissance ideals of agency and merit, reflecting the rise of an increasingly self-reliant middle class whose advancement depended on ability rather than birthright</w:t>
       </w:r>
       <w:r>
         <w:rPr>
@@ -155,58 +198,35 @@
         <w:t xml:space="preserve">. </w:t>
       </w:r>
       <w:r>
-        <w:t>Through Hal’s soliloquy, “yet herein I will imitate the sun”, the use of double entendre delineates his desire for growt</w:t>
-      </w:r>
-      <w:r>
-        <w:t>h,</w:t>
-      </w:r>
-      <w:r>
-        <w:t xml:space="preserve"> foreshadows his deliberate self-fashioning as a competent ruler.</w:t>
+        <w:t xml:space="preserve">Through Hal’s soliloquy, “yet herein I will imitate the sun”, the use of double entendre delineates his desire for growth, foreshadows his deliberate self-fashioning as a competent ruler. </w:t>
+      </w:r>
+      <w:r>
+        <w:t xml:space="preserve">Through his transformation, Hal rejects the world of </w:t>
+      </w:r>
+      <w:r>
+        <w:t>East cheap</w:t>
+      </w:r>
+      <w:r>
+        <w:t xml:space="preserve"> during the roleplaying scene that ends with “I do, I will” where Shakespeare uses </w:t>
+      </w:r>
+      <w:r>
+        <w:t xml:space="preserve">meta </w:t>
+      </w:r>
+      <w:r>
+        <w:lastRenderedPageBreak/>
+        <w:t>theatrics</w:t>
       </w:r>
       <w:r>
         <w:t xml:space="preserve"> </w:t>
       </w:r>
       <w:r>
-        <w:t xml:space="preserve">Through his transformation, Hal rejects the world of </w:t>
-      </w:r>
-      <w:r>
-        <w:t>East cheap</w:t>
-      </w:r>
-      <w:r>
-        <w:t xml:space="preserve"> during the roleplaying scene that ends with “I do, I will” where Shakespeare uses </w:t>
-      </w:r>
-      <w:r>
-        <w:t>meta theatrics</w:t>
+        <w:t>to</w:t>
       </w:r>
       <w:r>
         <w:t xml:space="preserve"> </w:t>
       </w:r>
       <w:r>
-        <w:t>to</w:t>
-      </w:r>
-      <w:r>
-        <w:t xml:space="preserve"> </w:t>
-      </w:r>
-      <w:r>
-        <w:t xml:space="preserve">demonstrate Hal’s self-awareness where he </w:t>
-      </w:r>
-      <w:r>
-        <w:t>separat</w:t>
-      </w:r>
-      <w:r>
-        <w:t>es</w:t>
-      </w:r>
-      <w:r>
-        <w:t xml:space="preserve"> from </w:t>
-      </w:r>
-      <w:r>
-        <w:t xml:space="preserve">Falstaff who acts as a metonym for </w:t>
-      </w:r>
-      <w:r>
-        <w:t>vice</w:t>
-      </w:r>
-      <w:r>
-        <w:t xml:space="preserve">. </w:t>
+        <w:t xml:space="preserve">demonstrate Hal’s self-awareness where he separates from Falstaff who acts as a metonym for vice. </w:t>
       </w:r>
       <w:r>
         <w:t>making his rejection of Falstaff a deliberate political act.</w:t>
@@ -221,106 +241,7 @@
           <w:sz w:val="22"/>
           <w:szCs w:val="22"/>
         </w:rPr>
-        <w:t>This metatheatrical scene reveals</w:t>
-      </w:r>
-      <w:r>
-        <w:rPr>
-          <w:rFonts w:ascii="Google Sans Text" w:eastAsia="Google Sans Text" w:hAnsi="Google Sans Text" w:cs="Google Sans Text"/>
-          <w:color w:val="1B1C1D"/>
-          <w:sz w:val="22"/>
-          <w:szCs w:val="22"/>
-        </w:rPr>
-        <w:t xml:space="preserve"> </w:t>
-      </w:r>
-      <w:r>
-        <w:rPr>
-          <w:rFonts w:ascii="Google Sans Text" w:eastAsia="Google Sans Text" w:hAnsi="Google Sans Text" w:cs="Google Sans Text"/>
-          <w:color w:val="1B1C1D"/>
-          <w:sz w:val="22"/>
-          <w:szCs w:val="22"/>
-        </w:rPr>
-        <w:t xml:space="preserve">that </w:t>
-      </w:r>
-      <w:r>
-        <w:rPr>
-          <w:rFonts w:ascii="Google Sans Text" w:eastAsia="Google Sans Text" w:hAnsi="Google Sans Text" w:cs="Google Sans Text"/>
-          <w:color w:val="1B1C1D"/>
-          <w:sz w:val="22"/>
-          <w:szCs w:val="22"/>
-        </w:rPr>
-        <w:t xml:space="preserve">Hal is a </w:t>
-      </w:r>
-      <w:r>
-        <w:rPr>
-          <w:rFonts w:ascii="Google Sans Text" w:eastAsia="Google Sans Text" w:hAnsi="Google Sans Text" w:cs="Google Sans Text"/>
-          <w:color w:val="1B1C1D"/>
-          <w:sz w:val="22"/>
-          <w:szCs w:val="22"/>
-        </w:rPr>
-        <w:t>Humanist leader</w:t>
-      </w:r>
-      <w:r>
-        <w:rPr>
-          <w:rFonts w:ascii="Google Sans Text" w:eastAsia="Google Sans Text" w:hAnsi="Google Sans Text" w:cs="Google Sans Text"/>
-          <w:color w:val="1B1C1D"/>
-          <w:sz w:val="22"/>
-          <w:szCs w:val="22"/>
-        </w:rPr>
-        <w:t xml:space="preserve">, one who </w:t>
-      </w:r>
-      <w:r>
-        <w:rPr>
-          <w:rFonts w:ascii="Google Sans Text" w:eastAsia="Google Sans Text" w:hAnsi="Google Sans Text" w:cs="Google Sans Text"/>
-          <w:color w:val="1B1C1D"/>
-          <w:sz w:val="22"/>
-          <w:szCs w:val="22"/>
-        </w:rPr>
-        <w:t>gains legitimacy through conscious action by understanding</w:t>
-      </w:r>
-      <w:r>
-        <w:rPr>
-          <w:rFonts w:ascii="Google Sans Text" w:eastAsia="Google Sans Text" w:hAnsi="Google Sans Text" w:cs="Google Sans Text"/>
-          <w:color w:val="1B1C1D"/>
-          <w:sz w:val="22"/>
-          <w:szCs w:val="22"/>
-        </w:rPr>
-        <w:t xml:space="preserve"> the </w:t>
-      </w:r>
-      <w:r>
-        <w:rPr>
-          <w:rFonts w:ascii="Google Sans Text" w:eastAsia="Google Sans Text" w:hAnsi="Google Sans Text" w:cs="Google Sans Text"/>
-          <w:color w:val="1B1C1D"/>
-          <w:sz w:val="22"/>
-          <w:szCs w:val="22"/>
-        </w:rPr>
-        <w:t>relevance</w:t>
-      </w:r>
-      <w:r>
-        <w:rPr>
-          <w:rFonts w:ascii="Google Sans Text" w:eastAsia="Google Sans Text" w:hAnsi="Google Sans Text" w:cs="Google Sans Text"/>
-          <w:color w:val="1B1C1D"/>
-          <w:sz w:val="22"/>
-          <w:szCs w:val="22"/>
-        </w:rPr>
-        <w:t xml:space="preserve"> of public image and theatricality in securing legitimacy</w:t>
-      </w:r>
-      <w:r>
-        <w:rPr>
-          <w:rFonts w:ascii="Google Sans Text" w:eastAsia="Google Sans Text" w:hAnsi="Google Sans Text" w:cs="Google Sans Text"/>
-          <w:color w:val="1B1C1D"/>
-          <w:sz w:val="22"/>
-          <w:szCs w:val="22"/>
-        </w:rPr>
-        <w:t xml:space="preserve"> and earns power action</w:t>
-      </w:r>
-      <w:r>
-        <w:rPr>
-          <w:rFonts w:ascii="Google Sans Text" w:eastAsia="Google Sans Text" w:hAnsi="Google Sans Text" w:cs="Google Sans Text"/>
-          <w:color w:val="1B1C1D"/>
-          <w:sz w:val="22"/>
-          <w:szCs w:val="22"/>
-        </w:rPr>
-        <w:t xml:space="preserve">. </w:t>
+        <w:t xml:space="preserve">This metatheatrical scene reveals that Hal is a Humanist leader, one who gains legitimacy through conscious action by understanding the relevance of public image and theatricality in securing legitimacy and earns power action. </w:t>
       </w:r>
       <w:r>
         <w:t xml:space="preserve">Thus, Hal’s calculated transformation parallels effective </w:t>
@@ -329,11 +250,7 @@
         <w:t>modern-day</w:t>
       </w:r>
       <w:r>
-        <w:t xml:space="preserve"> leaders like Zelensky, </w:t>
-      </w:r>
-      <w:r>
-        <w:lastRenderedPageBreak/>
-        <w:t>who transformed from a comedy actor to wartime president, revealing that self-awareness is essential in building public appeal.</w:t>
+        <w:t xml:space="preserve"> leaders like Zelensky, who transformed from a comedy actor to wartime president, revealing that self-awareness is essential in building public appeal.</w:t>
       </w:r>
     </w:p>
     <w:p>

--- a/MOD B/Final 2_ (B).docx
+++ b/MOD B/Final 2_ (B).docx
@@ -44,61 +44,7 @@
           <w:sz w:val="22"/>
           <w:szCs w:val="22"/>
         </w:rPr>
-        <w:t xml:space="preserve">William Shakespeare’s history </w:t>
-      </w:r>
-      <w:proofErr w:type="gramStart"/>
-      <w:r>
-        <w:rPr>
-          <w:color w:val="000000"/>
-          <w:sz w:val="22"/>
-          <w:szCs w:val="22"/>
-        </w:rPr>
-        <w:t>play</w:t>
-      </w:r>
-      <w:proofErr w:type="gramEnd"/>
-      <w:r>
-        <w:rPr>
-          <w:color w:val="000000"/>
-          <w:sz w:val="22"/>
-          <w:szCs w:val="22"/>
-        </w:rPr>
-        <w:t xml:space="preserve"> Henry IV, Part 1 (1596) is constructed to explore the nature of leadership amidst political uncertainty. Written in the shadow of the Tudor succession crisis, the play functions as a historical allegory </w:t>
-      </w:r>
-      <w:proofErr w:type="spellStart"/>
-      <w:r>
-        <w:rPr>
-          <w:color w:val="000000"/>
-          <w:sz w:val="22"/>
-          <w:szCs w:val="22"/>
-        </w:rPr>
-        <w:t>dramatising</w:t>
-      </w:r>
-      <w:proofErr w:type="spellEnd"/>
-      <w:r>
-        <w:rPr>
-          <w:color w:val="000000"/>
-          <w:sz w:val="22"/>
-          <w:szCs w:val="22"/>
-        </w:rPr>
-        <w:t xml:space="preserve"> 15th-century civil strife to provide a blueprint for a successful ruler for an England anxious about its political future. The work interrogates whether political success derives from traditional Christian values, Renaissance Humanism, or a Machiavellian performance. The form oscillates between the high-stakes world of court and rebellion and the lower comedic world of </w:t>
-      </w:r>
-      <w:proofErr w:type="spellStart"/>
-      <w:r>
-        <w:rPr>
-          <w:color w:val="000000"/>
-          <w:sz w:val="22"/>
-          <w:szCs w:val="22"/>
-        </w:rPr>
-        <w:t>Eastcheap</w:t>
-      </w:r>
-      <w:proofErr w:type="spellEnd"/>
-      <w:r>
-        <w:rPr>
-          <w:color w:val="000000"/>
-          <w:sz w:val="22"/>
-          <w:szCs w:val="22"/>
-        </w:rPr>
-        <w:t>. By amalgamating comedy and politick, Shakespeare deepens his audience’s understanding of leadership and national identity, undermining aging medieval narratives.</w:t>
+        <w:t>William Shakespeare’s history play Henry IV, Part 1 (1596) is constructed to explore the nature of leadership amidst political uncertainty. Written in the shadow of the Tudor succession crisis, the play functions as a historical allegory dramatising 15th-century civil strife to provide a blueprint for a successful ruler for an England anxious about its political future. The work interrogates whether political success derives from traditional Christian values, Renaissance Humanism, or a Machiavellian performance. The form oscillates between the high-stakes world of court and rebellion and the lower comedic world of Eastcheap. By amalgamating comedy and politick, Shakespeare deepens his audience’s understanding of leadership and national identity, undermining aging medieval narratives.</w:t>
       </w:r>
     </w:p>
     <w:p>
@@ -116,25 +62,55 @@
           <w:sz w:val="22"/>
           <w:szCs w:val="22"/>
         </w:rPr>
-        <w:t xml:space="preserve">The play’s interrogation of legitimacy demonstrates that leadership must be earned through competence as much as inherited by birth, advocating for a Humanist redefinition of authority. The play opens in media res with Henry IV’s dramatic monologue “No more shall the thirsty entrance of this soil Daub her lips with her own children's blood” using cannibalistic anthropomorphism to present England as corrupted under Richard II’s divine rule, suggesting that regicide was a necessary cure. By paralleling the Tudor lines' rise to power where Henry Tudor’s rebellion overthrew Richard III, Shakespeare enhances the Tudors rightful claim to the throne as their success comes from a product of military victory just as Henry IV’s does, creating a more stable kingdom. Furthermore, Henry IV critiques his own son “See riot and dishonour stain the brow of my young Harry” using metaphor to compare dishonour to a dirty stain to set an expectation of Hal’s filial duty, where he needs to not just be part of the bloodline, but uphold it through virtue, intelligence, and competence. By depicting the failure of a king who relied only on divine sanction (Richard II) and the turmoil of a king who lacked it (Henry IV), Shakespeare creates a fertile ground to propose a synthesis of the two, a new kind of monarch whose authority is earned through a combination of inherited right and proven merit, where Hal becomes a mirror of Elizabeth I. By examining a past cycle of instability, the play offers a Humanist redefinition of </w:t>
-      </w:r>
-      <w:proofErr w:type="spellStart"/>
-      <w:r>
-        <w:rPr>
-          <w:color w:val="000000"/>
-          <w:sz w:val="22"/>
-          <w:szCs w:val="22"/>
-        </w:rPr>
-        <w:t>heirly</w:t>
-      </w:r>
-      <w:proofErr w:type="spellEnd"/>
-      <w:r>
-        <w:rPr>
-          <w:color w:val="000000"/>
-          <w:sz w:val="22"/>
-          <w:szCs w:val="22"/>
-        </w:rPr>
-        <w:t xml:space="preserve"> duty where Hal needs to earn his </w:t>
+        <w:t xml:space="preserve">The play’s interrogation of legitimacy demonstrates that leadership must be earned through competence as much as inherited by birth, advocating for a Humanist redefinition of authority. The play opens in media res with Henry IV’s dramatic monologue “No more shall the thirsty entrance of this soil Daub her lips with her own children's blood” using cannibalistic anthropomorphism to present England as corrupted under Richard II’s divine rule, suggesting that regicide was a necessary cure. By paralleling the Tudor lines' rise to power where Henry Tudor’s rebellion overthrew Richard III, Shakespeare enhances the Tudors rightful claim to the throne as their success comes from a product of military victory just as Henry IV’s does, creating a more stable kingdom. Furthermore, Henry IV critiques his own son “See riot and dishonour stain the brow of my young Harry” using metaphor to compare dishonour to a dirty stain to set an expectation of Hal’s filial duty, where he needs to not just be part of the bloodline, but uphold it through virtue, intelligence, and competence. By depicting the failure of a </w:t>
+      </w:r>
+      <w:r>
+        <w:rPr>
+          <w:color w:val="000000"/>
+          <w:sz w:val="22"/>
+          <w:szCs w:val="22"/>
+        </w:rPr>
+        <w:t xml:space="preserve">Richard II </w:t>
+      </w:r>
+      <w:r>
+        <w:rPr>
+          <w:color w:val="000000"/>
+          <w:sz w:val="22"/>
+          <w:szCs w:val="22"/>
+        </w:rPr>
+        <w:t xml:space="preserve">who relied only on divine </w:t>
+      </w:r>
+      <w:r>
+        <w:rPr>
+          <w:color w:val="000000"/>
+          <w:sz w:val="22"/>
+          <w:szCs w:val="22"/>
+        </w:rPr>
+        <w:t>sanction and</w:t>
+      </w:r>
+      <w:r>
+        <w:rPr>
+          <w:color w:val="000000"/>
+          <w:sz w:val="22"/>
+          <w:szCs w:val="22"/>
+        </w:rPr>
+        <w:t xml:space="preserve"> the turmoil of a </w:t>
+      </w:r>
+      <w:r>
+        <w:rPr>
+          <w:color w:val="000000"/>
+          <w:sz w:val="22"/>
+          <w:szCs w:val="22"/>
+        </w:rPr>
+        <w:t xml:space="preserve">Henry IV </w:t>
+      </w:r>
+      <w:r>
+        <w:rPr>
+          <w:color w:val="000000"/>
+          <w:sz w:val="22"/>
+          <w:szCs w:val="22"/>
+        </w:rPr>
+        <w:t xml:space="preserve">who lacked it, Shakespeare creates a fertile ground to propose a synthesis of the two, a new kind of monarch whose authority is earned through a combination of inherited right and proven merit, where Hal becomes a mirror of Elizabeth I. By examining a past cycle of instability, the play offers a Humanist redefinition of heirly duty where Hal needs to earn his </w:t>
       </w:r>
       <w:r>
         <w:rPr>
@@ -156,6 +132,10 @@
     <w:p>
       <w:pPr>
         <w:spacing w:before="240" w:line="276" w:lineRule="auto"/>
+        <w:rPr>
+          <w:sz w:val="22"/>
+          <w:szCs w:val="22"/>
+        </w:rPr>
       </w:pPr>
       <w:r>
         <w:rPr>
@@ -198,123 +178,299 @@
         <w:t xml:space="preserve">. </w:t>
       </w:r>
       <w:r>
+        <w:rPr>
+          <w:sz w:val="22"/>
+          <w:szCs w:val="22"/>
+        </w:rPr>
         <w:t xml:space="preserve">Through Hal’s soliloquy, “yet herein I will imitate the sun”, the use of double entendre delineates his desire for growth, foreshadows his deliberate self-fashioning as a competent ruler. </w:t>
       </w:r>
       <w:r>
+        <w:rPr>
+          <w:sz w:val="22"/>
+          <w:szCs w:val="22"/>
+        </w:rPr>
         <w:t xml:space="preserve">Through his transformation, Hal rejects the world of </w:t>
       </w:r>
       <w:r>
+        <w:rPr>
+          <w:sz w:val="22"/>
+          <w:szCs w:val="22"/>
+        </w:rPr>
         <w:t>East cheap</w:t>
       </w:r>
       <w:r>
-        <w:t xml:space="preserve"> during the roleplaying scene that ends with “I do, I will” where Shakespeare uses </w:t>
-      </w:r>
-      <w:r>
-        <w:t xml:space="preserve">meta </w:t>
-      </w:r>
-      <w:r>
+        <w:rPr>
+          <w:sz w:val="22"/>
+          <w:szCs w:val="22"/>
+        </w:rPr>
+        <w:t xml:space="preserve"> during the roleplaying scene that ends with “I do, I will” where Shakespeare </w:t>
+      </w:r>
+      <w:r>
+        <w:rPr>
+          <w:sz w:val="22"/>
+          <w:szCs w:val="22"/>
+        </w:rPr>
         <w:lastRenderedPageBreak/>
-        <w:t>theatrics</w:t>
-      </w:r>
-      <w:r>
+        <w:t xml:space="preserve">uses </w:t>
+      </w:r>
+      <w:r>
+        <w:rPr>
+          <w:sz w:val="22"/>
+          <w:szCs w:val="22"/>
+        </w:rPr>
+        <w:t>meta theatrics</w:t>
+      </w:r>
+      <w:r>
+        <w:rPr>
+          <w:sz w:val="22"/>
+          <w:szCs w:val="22"/>
+        </w:rPr>
         <w:t xml:space="preserve"> </w:t>
       </w:r>
       <w:r>
+        <w:rPr>
+          <w:sz w:val="22"/>
+          <w:szCs w:val="22"/>
+        </w:rPr>
         <w:t>to</w:t>
       </w:r>
       <w:r>
+        <w:rPr>
+          <w:sz w:val="22"/>
+          <w:szCs w:val="22"/>
+        </w:rPr>
         <w:t xml:space="preserve"> </w:t>
       </w:r>
       <w:r>
+        <w:rPr>
+          <w:sz w:val="22"/>
+          <w:szCs w:val="22"/>
+        </w:rPr>
         <w:t xml:space="preserve">demonstrate Hal’s self-awareness where he separates from Falstaff who acts as a metonym for vice. </w:t>
       </w:r>
       <w:r>
+        <w:rPr>
+          <w:sz w:val="22"/>
+          <w:szCs w:val="22"/>
+        </w:rPr>
         <w:t>making his rejection of Falstaff a deliberate political act.</w:t>
       </w:r>
       <w:r>
+        <w:rPr>
+          <w:sz w:val="22"/>
+          <w:szCs w:val="22"/>
+        </w:rPr>
         <w:t xml:space="preserve"> </w:t>
       </w:r>
       <w:r>
         <w:rPr>
-          <w:rFonts w:ascii="Google Sans Text" w:eastAsia="Google Sans Text" w:hAnsi="Google Sans Text" w:cs="Google Sans Text"/>
+          <w:rFonts w:eastAsia="Google Sans Text"/>
           <w:color w:val="1B1C1D"/>
           <w:sz w:val="22"/>
           <w:szCs w:val="22"/>
         </w:rPr>
-        <w:t xml:space="preserve">This metatheatrical scene reveals that Hal is a Humanist leader, one who gains legitimacy through conscious action by understanding the relevance of public image and theatricality in securing legitimacy and earns power action. </w:t>
-      </w:r>
-      <w:r>
+        <w:t xml:space="preserve">This metatheatrical scene reveals that Hal is a Humanist leader, one who gains legitimacy through conscious </w:t>
+      </w:r>
+      <w:r>
+        <w:rPr>
+          <w:rFonts w:eastAsia="Google Sans Text"/>
+          <w:color w:val="1B1C1D"/>
+          <w:sz w:val="22"/>
+          <w:szCs w:val="22"/>
+        </w:rPr>
+        <w:t>theatrical</w:t>
+      </w:r>
+      <w:r>
+        <w:rPr>
+          <w:rFonts w:eastAsia="Google Sans Text"/>
+          <w:color w:val="1B1C1D"/>
+          <w:sz w:val="22"/>
+          <w:szCs w:val="22"/>
+        </w:rPr>
+        <w:t xml:space="preserve"> </w:t>
+      </w:r>
+      <w:r>
+        <w:rPr>
+          <w:rFonts w:eastAsia="Google Sans Text"/>
+          <w:color w:val="1B1C1D"/>
+          <w:sz w:val="22"/>
+          <w:szCs w:val="22"/>
+        </w:rPr>
+        <w:t>action by understanding</w:t>
+      </w:r>
+      <w:r>
+        <w:rPr>
+          <w:rFonts w:eastAsia="Google Sans Text"/>
+          <w:color w:val="1B1C1D"/>
+          <w:sz w:val="22"/>
+          <w:szCs w:val="22"/>
+        </w:rPr>
+        <w:t xml:space="preserve"> the relevance of public image</w:t>
+      </w:r>
+      <w:r>
+        <w:rPr>
+          <w:rFonts w:eastAsia="Google Sans Text"/>
+          <w:color w:val="1B1C1D"/>
+          <w:sz w:val="22"/>
+          <w:szCs w:val="22"/>
+        </w:rPr>
+        <w:t xml:space="preserve">. </w:t>
+      </w:r>
+      <w:r>
+        <w:rPr>
+          <w:sz w:val="22"/>
+          <w:szCs w:val="22"/>
+        </w:rPr>
         <w:t xml:space="preserve">Thus, Hal’s calculated transformation parallels effective </w:t>
       </w:r>
       <w:r>
+        <w:rPr>
+          <w:sz w:val="22"/>
+          <w:szCs w:val="22"/>
+        </w:rPr>
         <w:t>modern-day</w:t>
       </w:r>
       <w:r>
+        <w:rPr>
+          <w:sz w:val="22"/>
+          <w:szCs w:val="22"/>
+        </w:rPr>
         <w:t xml:space="preserve"> leaders like Zelensky, who transformed from a comedy actor to wartime president, revealing that self-awareness is essential in building public appeal.</w:t>
       </w:r>
     </w:p>
     <w:p>
-      <w:r>
-        <w:t xml:space="preserve">Falstaff and Hotspur are constructed as hyperbolic metonyms of the opposing ideas of humanist realism and chivalric honour, where Hal synthesises both value sets, forging a new, pragmatic, and viable model of kingship, revealing that </w:t>
-      </w:r>
-      <w:proofErr w:type="spellStart"/>
-      <w:r>
-        <w:t>Machiavellism</w:t>
-      </w:r>
-      <w:proofErr w:type="spellEnd"/>
-      <w:r>
-        <w:t xml:space="preserve"> is a requirement for effective statecraft. (Context statement???) Falstaff functions as a character foil of Hotspur, where he uses cynical realism to undermine honour in his soliloquy "Can </w:t>
-      </w:r>
-      <w:r>
+      <w:pPr>
+        <w:spacing w:line="276" w:lineRule="auto"/>
+        <w:rPr>
+          <w:sz w:val="22"/>
+          <w:szCs w:val="22"/>
+        </w:rPr>
+      </w:pPr>
+      <w:r>
+        <w:rPr>
+          <w:sz w:val="22"/>
+          <w:szCs w:val="22"/>
+        </w:rPr>
+        <w:t xml:space="preserve">Falstaff and Hotspur are constructed as hyperbolic metonyms of the opposing ideas of humanist realism and chivalric honour, where Hal synthesises both value sets, forging a new, pragmatic, and viable model of kingship, revealing that Machiavellism is a requirement for effective statecraft. Falstaff functions as a character foil of Hotspur, where he uses cynical realism to undermine honour in his soliloquy "Can </w:t>
+      </w:r>
+      <w:r>
+        <w:rPr>
+          <w:sz w:val="22"/>
+          <w:szCs w:val="22"/>
+        </w:rPr>
         <w:t>honour</w:t>
       </w:r>
       <w:r>
-        <w:t xml:space="preserve"> set to a leg? no. Or an arm? no. Or take away the grief of a wound? No." By employing </w:t>
-      </w:r>
-      <w:proofErr w:type="spellStart"/>
-      <w:r>
-        <w:t>hypophoric</w:t>
-      </w:r>
-      <w:proofErr w:type="spellEnd"/>
-      <w:r>
-        <w:t xml:space="preserve"> tricolon to underscore the futility of honour in warfare, reducing it to an empty “scutcheon,” and thus exposing its irrelevance to survival. Hal’s recognition of honour's political utility gives the text integrity, evident in his offers to </w:t>
+        <w:rPr>
+          <w:sz w:val="22"/>
+          <w:szCs w:val="22"/>
+        </w:rPr>
+        <w:t xml:space="preserve"> set to a leg? no. Or an arm? no. Or take away the grief of a wound? No." By employing hypophoric tricolon to underscore the futility of honour in warfare, reducing it to an empty “scutcheon,” </w:t>
+      </w:r>
+      <w:r>
+        <w:rPr>
+          <w:sz w:val="22"/>
+          <w:szCs w:val="22"/>
+        </w:rPr>
+        <w:t>Falstaff</w:t>
+      </w:r>
+      <w:r>
+        <w:rPr>
+          <w:sz w:val="22"/>
+          <w:szCs w:val="22"/>
+        </w:rPr>
+        <w:t xml:space="preserve"> </w:t>
+      </w:r>
+      <w:r>
+        <w:rPr>
+          <w:sz w:val="22"/>
+          <w:szCs w:val="22"/>
+        </w:rPr>
+        <w:t>reveals</w:t>
+      </w:r>
+      <w:r>
+        <w:rPr>
+          <w:sz w:val="22"/>
+          <w:szCs w:val="22"/>
+        </w:rPr>
+        <w:t xml:space="preserve"> its irrelevance to survival. </w:t>
+      </w:r>
+      <w:r>
+        <w:rPr>
+          <w:sz w:val="22"/>
+          <w:szCs w:val="22"/>
+        </w:rPr>
+        <w:t xml:space="preserve">However, </w:t>
+      </w:r>
+      <w:r>
+        <w:rPr>
+          <w:sz w:val="22"/>
+          <w:szCs w:val="22"/>
+        </w:rPr>
+        <w:t xml:space="preserve">Hal’s recognition of honour's political utility gives the text integrity, evident in his offers to </w:t>
       </w:r>
       <w:proofErr w:type="gramStart"/>
       <w:r>
+        <w:rPr>
+          <w:sz w:val="22"/>
+          <w:szCs w:val="22"/>
+        </w:rPr>
         <w:t>duel</w:t>
       </w:r>
       <w:proofErr w:type="gramEnd"/>
       <w:r>
-        <w:t xml:space="preserve"> Hotspur to prevent wider bloodshed “to save the blood on either side, Try fortune with him in a single fight.” Taking inspiration from Machiavelli’s treatise </w:t>
-      </w:r>
-      <w:r>
-        <w:rPr>
+        <w:rPr>
+          <w:sz w:val="22"/>
+          <w:szCs w:val="22"/>
+        </w:rPr>
+        <w:t xml:space="preserve"> Hotspur “to save the blood on either side</w:t>
+      </w:r>
+      <w:r>
+        <w:rPr>
+          <w:sz w:val="22"/>
+          <w:szCs w:val="22"/>
+        </w:rPr>
+        <w:t>.</w:t>
+      </w:r>
+      <w:r>
+        <w:rPr>
+          <w:sz w:val="22"/>
+          <w:szCs w:val="22"/>
+        </w:rPr>
+        <w:t xml:space="preserve">” Taking inspiration from Machiavelli’s treatise </w:t>
+      </w:r>
+      <w:r>
+        <w:rPr>
+          <w:sz w:val="22"/>
+          <w:szCs w:val="22"/>
           <w:u w:val="single"/>
         </w:rPr>
         <w:t>The Prince</w:t>
       </w:r>
       <w:r>
+        <w:rPr>
+          <w:sz w:val="22"/>
+          <w:szCs w:val="22"/>
+        </w:rPr>
         <w:t xml:space="preserve">, Hal performs leadership through calculated image-making and public gestures of honour, revealing that Honour has value as a strategic tool to gain public approval. As the play climaxes in Hotspur's death, he cannot escape his personal fixation on honour, “Those proud titles thou hast won of me. They wound my thoughts worse than thy sword my flesh.” Through this metaphor, the tragic theme of the play is revealed, in which Hotspur who is only consistently honest and least Machiavellian characters, proves incompatible with the demands of statecraft. Thus, Hal’s selective adoption and manipulation of competing value systems ultimately </w:t>
       </w:r>
       <w:r>
+        <w:rPr>
+          <w:sz w:val="22"/>
+          <w:szCs w:val="22"/>
+        </w:rPr>
         <w:t>affirm</w:t>
       </w:r>
       <w:r>
+        <w:rPr>
+          <w:sz w:val="22"/>
+          <w:szCs w:val="22"/>
+        </w:rPr>
         <w:t xml:space="preserve"> his Machiavellian aptitude, positing him as an ideal heir, revealing to be effective at statecraft he needs to balance progressive and conservative voices, just as modern leaders do. </w:t>
       </w:r>
     </w:p>
     <w:p>
       <w:pPr>
-        <w:rPr>
-          <w:highlight w:val="yellow"/>
-        </w:rPr>
-      </w:pPr>
-      <w:r>
-        <w:t>The endurance of Henry IV, Part 1 lies in its universal themes of legitimacy, honour, and statecraft. By situating 15th-century rebellion within the Tudor crisis of succession, Shakespeare re-evaluates what makes a ruler viable in an age where Divine Right no longer guarantees stability. Hal emerges as the “modern prince,” synthesising chivalric courage, humanist self-fashioning, and Machiavellian pragmatism to create a model of adaptable leadership. For Elizabethan audiences, the play offered reassurance amid uncertainty; for contemporary audiences, it remains a profound meditation on the balance between ideals and political realities in the exercise of authority.</w:t>
-      </w:r>
-    </w:p>
-    <w:p>
-      <w:pPr>
         <w:spacing w:before="240" w:line="276" w:lineRule="auto"/>
         <w:rPr>
           <w:color w:val="000000"/>
@@ -322,6 +478,55 @@
           <w:szCs w:val="22"/>
         </w:rPr>
       </w:pPr>
+      <w:r>
+        <w:rPr>
+          <w:sz w:val="22"/>
+          <w:szCs w:val="22"/>
+        </w:rPr>
+        <w:t>Shakespeare’s genius lies in his ability to show that leadership is a performance, legitimacy is earned, and statecraft is a pragmatic and often morally ambiguous balancing act. He understood that the crisis of governance is not a unique historical event but a perennial struggle, and that the qualities required to navigate it</w:t>
+      </w:r>
+      <w:r>
+        <w:rPr>
+          <w:sz w:val="22"/>
+          <w:szCs w:val="22"/>
+        </w:rPr>
+        <w:t xml:space="preserve">. </w:t>
+      </w:r>
+      <w:r>
+        <w:rPr>
+          <w:sz w:val="22"/>
+          <w:szCs w:val="22"/>
+        </w:rPr>
+        <w:t>strategic vision, a deep understanding of the people, and a ruthless pragmatism</w:t>
+      </w:r>
+      <w:r>
+        <w:rPr>
+          <w:sz w:val="22"/>
+          <w:szCs w:val="22"/>
+        </w:rPr>
+        <w:t xml:space="preserve">, </w:t>
+      </w:r>
+      <w:r>
+        <w:rPr>
+          <w:sz w:val="22"/>
+          <w:szCs w:val="22"/>
+        </w:rPr>
+        <w:t>remains as relevant today as they were in the 15th century. The play reveals that a ruler’s success is measured not by the purity of their ideals but by their ability to secure a stable kingdom</w:t>
+      </w:r>
+      <w:r>
+        <w:rPr>
+          <w:sz w:val="22"/>
+          <w:szCs w:val="22"/>
+        </w:rPr>
+        <w:t xml:space="preserve"> at</w:t>
+      </w:r>
+      <w:r>
+        <w:rPr>
+          <w:sz w:val="22"/>
+          <w:szCs w:val="22"/>
+        </w:rPr>
+        <w:t xml:space="preserve"> whatever the cost. </w:t>
+      </w:r>
     </w:p>
     <w:p>
       <w:pPr>
